--- a/docs/process/Nidan_Rename_Plan.docx
+++ b/docs/process/Nidan_Rename_Plan.docx
@@ -20,7 +20,7 @@
           <w:sz w:val="19"/>
           <w:szCs w:val="19"/>
         </w:rPr>
-        <w:t xml:space="preserve">Scope, order of operations, and what stays unchanged</w:t>
+        <w:t xml:space="preserve">Regenerated after the rename</w:t>
       </w:r>
     </w:p>
     <w:p>
@@ -157,7 +157,7 @@
           <w:sz w:val="21"/>
           <w:szCs w:val="21"/>
         </w:rPr>
-        <w:t xml:space="preserve">Phase A executed</w:t>
+        <w:t xml:space="preserve">Complete — Phases A and B</w:t>
       </w:r>
     </w:p>
     <w:p>
@@ -181,7 +181,7 @@
           <w:sz w:val="21"/>
           <w:szCs w:val="21"/>
         </w:rPr>
-        <w:t xml:space="preserve">Process</w:t>
+        <w:t xml:space="preserve">Nidan</w:t>
       </w:r>
     </w:p>
     <w:p>
@@ -240,7 +240,7 @@
           <w:sz w:val="20"/>
           <w:szCs w:val="20"/>
         </w:rPr>
-        <w:t xml:space="preserve">Status: Phase A executed, 11 September 2026. Phase B not done and may never be.</w:t>
+        <w:t xml:space="preserve">Status: Phase A and Phase B both executed, 11 September 2026. The rename is complete.</w:t>
       </w:r>
     </w:p>
     <w:p>
@@ -3007,7 +3007,7 @@
           <w:sz w:val="25"/>
           <w:szCs w:val="25"/>
         </w:rPr>
-        <w:t xml:space="preserve">4 · Phase B — the package (optional, later)</w:t>
+        <w:t xml:space="preserve">4 · Phase B — the package — ✅ DONE (11 September 2026)</w:t>
       </w:r>
     </w:p>
     <w:p>
@@ -3022,7 +3022,67 @@
           <w:sz w:val="20"/>
           <w:szCs w:val="20"/>
         </w:rPr>
-        <w:t xml:space="preserve">Effort: one day. Risk: medium. Do not bundle with anything else.</w:t>
+        <w:t xml:space="preserve">Actual effort: under an hour. Risk turned out low</w:t>
+      </w:r>
+      <w:r>
+        <w:rPr>
+          <w:color w:val="13272F"/>
+          <w:sz w:val="20"/>
+          <w:szCs w:val="20"/>
+        </w:rPr>
+        <w:t xml:space="preserve">, because the test suite</w:t>
+      </w:r>
+    </w:p>
+    <w:p>
+      <w:pPr>
+        <w:spacing w:after="120" w:before="60" w:line="300"/>
+      </w:pPr>
+      <w:r>
+        <w:rPr>
+          <w:color w:val="13272F"/>
+          <w:sz w:val="20"/>
+          <w:szCs w:val="20"/>
+        </w:rPr>
+        <w:t xml:space="preserve">made it verifiable: 293 tests, the layering contract, mypy strict and the</w:t>
+      </w:r>
+    </w:p>
+    <w:p>
+      <w:pPr>
+        <w:spacing w:after="120" w:before="60" w:line="300"/>
+      </w:pPr>
+      <w:r>
+        <w:rPr>
+          <w:color w:val="13272F"/>
+          <w:sz w:val="20"/>
+          <w:szCs w:val="20"/>
+        </w:rPr>
+        <w:t xml:space="preserve">detector gate all had to agree before it could be called finished.</w:t>
+      </w:r>
+    </w:p>
+    <w:p>
+      <w:pPr>
+        <w:spacing w:after="120" w:before="60" w:line="300"/>
+      </w:pPr>
+      <w:r>
+        <w:rPr>
+          <w:color w:val="13272F"/>
+          <w:sz w:val="20"/>
+          <w:szCs w:val="20"/>
+        </w:rPr>
+        <w:t xml:space="preserve">Done immediately after Phase A rather than "later, or never" as this document</w:t>
+      </w:r>
+    </w:p>
+    <w:p>
+      <w:pPr>
+        <w:spacing w:after="120" w:before="60" w:line="300"/>
+      </w:pPr>
+      <w:r>
+        <w:rPr>
+          <w:color w:val="13272F"/>
+          <w:sz w:val="20"/>
+          <w:szCs w:val="20"/>
+        </w:rPr>
+        <w:t xml:space="preserve">originally recommended. The reason for the change of mind is in §4.1.</w:t>
       </w:r>
     </w:p>
     <w:p>
@@ -3417,25 +3477,50 @@
     </w:p>
     <w:p>
       <w:pPr>
-        <w:spacing w:after="120" w:before="60" w:line="300"/>
-      </w:pPr>
-      <w:r>
-        <w:rPr>
+        <w:pStyle w:val="Heading3"/>
+        <w:spacing w:after="100" w:before="220"/>
+      </w:pPr>
+      <w:r>
+        <w:rPr>
+          <w:rFonts w:ascii="Georgia" w:cs="Georgia" w:eastAsia="Georgia" w:hAnsi="Georgia"/>
           <w:b/>
           <w:bCs/>
           <w:color w:val="13272F"/>
-          <w:sz w:val="20"/>
-          <w:szCs w:val="20"/>
-        </w:rPr>
-        <w:t xml:space="preserve">The database name is the trap.</w:t>
-      </w:r>
-      <w:r>
-        <w:rPr>
-          <w:color w:val="13272F"/>
-          <w:sz w:val="20"/>
-          <w:szCs w:val="20"/>
-        </w:rPr>
-        <w:t xml:space="preserve"> Changing </w:t>
+          <w:sz w:val="22"/>
+          <w:szCs w:val="22"/>
+        </w:rPr>
+        <w:t xml:space="preserve">4.1 · Why it was done now rather than never</w:t>
+      </w:r>
+    </w:p>
+    <w:p>
+      <w:pPr>
+        <w:spacing w:after="120" w:before="60" w:line="300"/>
+      </w:pPr>
+      <w:r>
+        <w:rPr>
+          <w:color w:val="13272F"/>
+          <w:sz w:val="20"/>
+          <w:szCs w:val="20"/>
+        </w:rPr>
+        <w:t xml:space="preserve">The Python package rename has </w:t>
+      </w:r>
+      <w:r>
+        <w:rPr>
+          <w:b/>
+          <w:bCs/>
+          <w:color w:val="13272F"/>
+          <w:sz w:val="20"/>
+          <w:szCs w:val="20"/>
+        </w:rPr>
+        <w:t xml:space="preserve">no deadline</w:t>
+      </w:r>
+      <w:r>
+        <w:rPr>
+          <w:color w:val="13272F"/>
+          <w:sz w:val="20"/>
+          <w:szCs w:val="20"/>
+        </w:rPr>
+        <w:t xml:space="preserve"> — renaming </w:t>
       </w:r>
       <w:r>
         <w:rPr>
@@ -3444,41 +3529,64 @@
           <w:sz w:val="18"/>
           <w:szCs w:val="18"/>
         </w:rPr>
-        <w:t xml:space="preserve">POSTGRES_DB</w:t>
-      </w:r>
-      <w:r>
-        <w:rPr>
-          <w:color w:val="13272F"/>
-          <w:sz w:val="20"/>
-          <w:szCs w:val="20"/>
-        </w:rPr>
-        <w:t xml:space="preserve"> means existing local</w:t>
-      </w:r>
-    </w:p>
-    <w:p>
-      <w:pPr>
-        <w:spacing w:after="120" w:before="60" w:line="300"/>
-      </w:pPr>
-      <w:r>
-        <w:rPr>
-          <w:color w:val="13272F"/>
-          <w:sz w:val="20"/>
-          <w:szCs w:val="20"/>
-        </w:rPr>
-        <w:t xml:space="preserve">volumes point at a database that no longer exists. Anyone with a running stack</w:t>
-      </w:r>
-    </w:p>
-    <w:p>
-      <w:pPr>
-        <w:spacing w:after="120" w:before="60" w:line="300"/>
-      </w:pPr>
-      <w:r>
-        <w:rPr>
-          <w:color w:val="13272F"/>
-          <w:sz w:val="20"/>
-          <w:szCs w:val="20"/>
-        </w:rPr>
-        <w:t xml:space="preserve">needs </w:t>
+        <w:t xml:space="preserve">import nidan</w:t>
+      </w:r>
+      <w:r>
+        <w:rPr>
+          <w:color w:val="13272F"/>
+          <w:sz w:val="20"/>
+          <w:szCs w:val="20"/>
+        </w:rPr>
+        <w:t xml:space="preserve"> in 2030</w:t>
+      </w:r>
+    </w:p>
+    <w:p>
+      <w:pPr>
+        <w:spacing w:after="120" w:before="60" w:line="300"/>
+      </w:pPr>
+      <w:r>
+        <w:rPr>
+          <w:color w:val="13272F"/>
+          <w:sz w:val="20"/>
+          <w:szCs w:val="20"/>
+        </w:rPr>
+        <w:t xml:space="preserve">would cost exactly what it cost today. But the database name does:</w:t>
+      </w:r>
+    </w:p>
+    <w:p>
+      <w:pPr>
+        <w:spacing w:after="120" w:before="60" w:line="300"/>
+      </w:pPr>
+      <w:r>
+        <w:rPr>
+          <w:b/>
+          <w:bCs/>
+          <w:color w:val="13272F"/>
+          <w:sz w:val="20"/>
+          <w:szCs w:val="20"/>
+        </w:rPr>
+        <w:t xml:space="preserve">Changing `POSTGRES_DB` orphans existing local volumes.</w:t>
+      </w:r>
+      <w:r>
+        <w:rPr>
+          <w:color w:val="13272F"/>
+          <w:sz w:val="20"/>
+          <w:szCs w:val="20"/>
+        </w:rPr>
+        <w:t xml:space="preserve"> Anyone with a running</w:t>
+      </w:r>
+    </w:p>
+    <w:p>
+      <w:pPr>
+        <w:spacing w:after="120" w:before="60" w:line="300"/>
+      </w:pPr>
+      <w:r>
+        <w:rPr>
+          <w:color w:val="13272F"/>
+          <w:sz w:val="20"/>
+          <w:szCs w:val="20"/>
+        </w:rPr>
+        <w:t xml:space="preserve">stack needs </w:t>
       </w:r>
       <w:r>
         <w:rPr>
@@ -3513,56 +3621,59 @@
           <w:sz w:val="20"/>
           <w:szCs w:val="20"/>
         </w:rPr>
-        <w:t xml:space="preserve">. Harmless</w:t>
-      </w:r>
-    </w:p>
-    <w:p>
-      <w:pPr>
-        <w:spacing w:after="120" w:before="60" w:line="300"/>
-      </w:pPr>
-      <w:r>
-        <w:rPr>
-          <w:color w:val="13272F"/>
-          <w:sz w:val="20"/>
-          <w:szCs w:val="20"/>
-        </w:rPr>
-        <w:t xml:space="preserve">today — the app does not use the database yet. </w:t>
-      </w:r>
-      <w:r>
-        <w:rPr>
-          <w:b/>
-          <w:bCs/>
-          <w:color w:val="13272F"/>
-          <w:sz w:val="20"/>
-          <w:szCs w:val="20"/>
-        </w:rPr>
-        <w:t xml:space="preserve">After T-010 it would not be.</w:t>
-      </w:r>
-    </w:p>
-    <w:p>
-      <w:pPr>
-        <w:spacing w:after="120" w:before="60" w:line="300"/>
-      </w:pPr>
-      <w:r>
-        <w:rPr>
-          <w:color w:val="13272F"/>
-          <w:sz w:val="20"/>
-          <w:szCs w:val="20"/>
-        </w:rPr>
-        <w:t xml:space="preserve">That alone is an argument for doing Phase B now if it is going to be done at</w:t>
-      </w:r>
-    </w:p>
-    <w:p>
-      <w:pPr>
-        <w:spacing w:after="120" w:before="60" w:line="300"/>
-      </w:pPr>
-      <w:r>
-        <w:rPr>
-          <w:color w:val="13272F"/>
-          <w:sz w:val="20"/>
-          <w:szCs w:val="20"/>
-        </w:rPr>
-        <w:t xml:space="preserve">all, or accepting </w:t>
+        <w:t xml:space="preserve">.</w:t>
+      </w:r>
+    </w:p>
+    <w:p>
+      <w:pPr>
+        <w:spacing w:after="120" w:before="60" w:line="300"/>
+      </w:pPr>
+      <w:r>
+        <w:rPr>
+          <w:color w:val="13272F"/>
+          <w:sz w:val="20"/>
+          <w:szCs w:val="20"/>
+        </w:rPr>
+        <w:t xml:space="preserve">Harmless on 11 September, because nothing uses the database yet. After T-010</w:t>
+      </w:r>
+    </w:p>
+    <w:p>
+      <w:pPr>
+        <w:spacing w:after="120" w:before="60" w:line="300"/>
+      </w:pPr>
+      <w:r>
+        <w:rPr>
+          <w:color w:val="13272F"/>
+          <w:sz w:val="20"/>
+          <w:szCs w:val="20"/>
+        </w:rPr>
+        <w:t xml:space="preserve">creates the schema and T-018 imports the pilot sessions, it becomes a</w:t>
+      </w:r>
+    </w:p>
+    <w:p>
+      <w:pPr>
+        <w:spacing w:after="120" w:before="60" w:line="300"/>
+      </w:pPr>
+      <w:r>
+        <w:rPr>
+          <w:color w:val="13272F"/>
+          <w:sz w:val="20"/>
+          <w:szCs w:val="20"/>
+        </w:rPr>
+        <w:t xml:space="preserve">dump-and-restore. After launch it is a production migration with downtime.</w:t>
+      </w:r>
+    </w:p>
+    <w:p>
+      <w:pPr>
+        <w:spacing w:after="120" w:before="60" w:line="300"/>
+      </w:pPr>
+      <w:r>
+        <w:rPr>
+          <w:color w:val="13272F"/>
+          <w:sz w:val="20"/>
+          <w:szCs w:val="20"/>
+        </w:rPr>
+        <w:t xml:space="preserve">So the choice was: do it while it is free, or accept </w:t>
       </w:r>
       <w:r>
         <w:rPr>
@@ -3579,7 +3690,816 @@
           <w:sz w:val="20"/>
           <w:szCs w:val="20"/>
         </w:rPr>
-        <w:t xml:space="preserve"> as a permanent internal name.</w:t>
+        <w:t xml:space="preserve"> permanently.</w:t>
+      </w:r>
+    </w:p>
+    <w:p>
+      <w:pPr>
+        <w:spacing w:after="120" w:before="60" w:line="300"/>
+      </w:pPr>
+      <w:r>
+        <w:rPr>
+          <w:b/>
+          <w:bCs/>
+          <w:color w:val="13272F"/>
+          <w:sz w:val="20"/>
+          <w:szCs w:val="20"/>
+        </w:rPr>
+        <w:t xml:space="preserve">What made it safe:</w:t>
+      </w:r>
+      <w:r>
+        <w:rPr>
+          <w:color w:val="13272F"/>
+          <w:sz w:val="20"/>
+          <w:szCs w:val="20"/>
+        </w:rPr>
+        <w:t xml:space="preserve"> 293 tests, an import-linter contract, mypy strict on the</w:t>
+      </w:r>
+    </w:p>
+    <w:p>
+      <w:pPr>
+        <w:spacing w:after="120" w:before="60" w:line="300"/>
+      </w:pPr>
+      <w:r>
+        <w:rPr>
+          <w:color w:val="13272F"/>
+          <w:sz w:val="20"/>
+          <w:szCs w:val="20"/>
+        </w:rPr>
+        <w:t xml:space="preserve">domain layer, a Docker build in CI and a detector-accuracy gate. A mechanical</w:t>
+      </w:r>
+    </w:p>
+    <w:p>
+      <w:pPr>
+        <w:spacing w:after="120" w:before="60" w:line="300"/>
+      </w:pPr>
+      <w:r>
+        <w:rPr>
+          <w:color w:val="13272F"/>
+          <w:sz w:val="20"/>
+          <w:szCs w:val="20"/>
+        </w:rPr>
+        <w:t xml:space="preserve">rename against that much verification is a low-risk change. It would not have</w:t>
+      </w:r>
+    </w:p>
+    <w:p>
+      <w:pPr>
+        <w:spacing w:after="120" w:before="60" w:line="300"/>
+      </w:pPr>
+      <w:r>
+        <w:rPr>
+          <w:color w:val="13272F"/>
+          <w:sz w:val="20"/>
+          <w:szCs w:val="20"/>
+        </w:rPr>
+        <w:t xml:space="preserve">been in a codebase without them — which is Phase 0's return on investment,</w:t>
+      </w:r>
+    </w:p>
+    <w:p>
+      <w:pPr>
+        <w:spacing w:after="120" w:before="60" w:line="300"/>
+      </w:pPr>
+      <w:r>
+        <w:rPr>
+          <w:color w:val="13272F"/>
+          <w:sz w:val="20"/>
+          <w:szCs w:val="20"/>
+        </w:rPr>
+        <w:t xml:space="preserve">collected.</w:t>
+      </w:r>
+    </w:p>
+    <w:p>
+      <w:pPr>
+        <w:pStyle w:val="Heading3"/>
+        <w:spacing w:after="100" w:before="220"/>
+      </w:pPr>
+      <w:r>
+        <w:rPr>
+          <w:rFonts w:ascii="Georgia" w:cs="Georgia" w:eastAsia="Georgia" w:hAnsi="Georgia"/>
+          <w:b/>
+          <w:bCs/>
+          <w:color w:val="13272F"/>
+          <w:sz w:val="22"/>
+          <w:szCs w:val="22"/>
+        </w:rPr>
+        <w:t xml:space="preserve">4.2 · What actually changed</w:t>
+      </w:r>
+    </w:p>
+    <w:p>
+      <w:pPr>
+        <w:pBdr>
+          <w:left w:val="single" w:color="1F7A8C" w:sz="12" w:space="8"/>
+        </w:pBdr>
+        <w:shd w:fill="F4F7F8" w:val="clear"/>
+        <w:spacing w:after="0" w:before="100" w:line="240"/>
+        <w:ind w:left="200" w:right="200"/>
+      </w:pPr>
+      <w:r>
+        <w:rPr>
+          <w:rFonts w:ascii="Consolas" w:cs="Consolas" w:eastAsia="Consolas" w:hAnsi="Consolas"/>
+          <w:color w:val="3A5560"/>
+          <w:sz w:val="16"/>
+          <w:szCs w:val="16"/>
+        </w:rPr>
+        <w:t xml:space="preserve">git mv vpsim nidan                34 files, renames detected by git</w:t>
+      </w:r>
+    </w:p>
+    <w:p>
+      <w:pPr>
+        <w:pBdr>
+          <w:left w:val="single" w:color="1F7A8C" w:sz="12" w:space="8"/>
+        </w:pBdr>
+        <w:shd w:fill="F4F7F8" w:val="clear"/>
+        <w:spacing w:after="0" w:before="0" w:line="240"/>
+        <w:ind w:left="200" w:right="200"/>
+      </w:pPr>
+      <w:r>
+        <w:rPr>
+          <w:rFonts w:ascii="Consolas" w:cs="Consolas" w:eastAsia="Consolas" w:hAnsi="Consolas"/>
+          <w:color w:val="3A5560"/>
+          <w:sz w:val="16"/>
+          <w:szCs w:val="16"/>
+        </w:rPr>
+        <w:t xml:space="preserve">imports rewritten                 37 python files</w:t>
+      </w:r>
+    </w:p>
+    <w:p>
+      <w:pPr>
+        <w:pBdr>
+          <w:left w:val="single" w:color="1F7A8C" w:sz="12" w:space="8"/>
+        </w:pBdr>
+        <w:shd w:fill="F4F7F8" w:val="clear"/>
+        <w:spacing w:after="0" w:before="0" w:line="240"/>
+        <w:ind w:left="200" w:right="200"/>
+      </w:pPr>
+      <w:r>
+        <w:rPr>
+          <w:rFonts w:ascii="Consolas" w:cs="Consolas" w:eastAsia="Consolas" w:hAnsi="Consolas"/>
+          <w:color w:val="3A5560"/>
+          <w:sz w:val="16"/>
+          <w:szCs w:val="16"/>
+        </w:rPr>
+        <w:t xml:space="preserve">pyproject.toml                    name, console script, --cov target,</w:t>
+      </w:r>
+    </w:p>
+    <w:p>
+      <w:pPr>
+        <w:pBdr>
+          <w:left w:val="single" w:color="1F7A8C" w:sz="12" w:space="8"/>
+        </w:pBdr>
+        <w:shd w:fill="F4F7F8" w:val="clear"/>
+        <w:spacing w:after="0" w:before="0" w:line="240"/>
+        <w:ind w:left="200" w:right="200"/>
+      </w:pPr>
+      <w:r>
+        <w:rPr>
+          <w:rFonts w:ascii="Consolas" w:cs="Consolas" w:eastAsia="Consolas" w:hAnsi="Consolas"/>
+          <w:color w:val="3A5560"/>
+          <w:sz w:val="16"/>
+          <w:szCs w:val="16"/>
+        </w:rPr>
+        <w:t xml:space="preserve">                                  package-data, import-linter root_package</w:t>
+      </w:r>
+    </w:p>
+    <w:p>
+      <w:pPr>
+        <w:pBdr>
+          <w:left w:val="single" w:color="1F7A8C" w:sz="12" w:space="8"/>
+        </w:pBdr>
+        <w:shd w:fill="F4F7F8" w:val="clear"/>
+        <w:spacing w:after="0" w:before="0" w:line="240"/>
+        <w:ind w:left="200" w:right="200"/>
+      </w:pPr>
+      <w:r>
+        <w:rPr>
+          <w:rFonts w:ascii="Consolas" w:cs="Consolas" w:eastAsia="Consolas" w:hAnsi="Consolas"/>
+          <w:color w:val="3A5560"/>
+          <w:sz w:val="16"/>
+          <w:szCs w:val="16"/>
+        </w:rPr>
+        <w:t xml:space="preserve">Dockerfile                        COPY, runtime user, gunicorn target</w:t>
+      </w:r>
+    </w:p>
+    <w:p>
+      <w:pPr>
+        <w:pBdr>
+          <w:left w:val="single" w:color="1F7A8C" w:sz="12" w:space="8"/>
+        </w:pBdr>
+        <w:shd w:fill="F4F7F8" w:val="clear"/>
+        <w:spacing w:after="0" w:before="0" w:line="240"/>
+        <w:ind w:left="200" w:right="200"/>
+      </w:pPr>
+      <w:r>
+        <w:rPr>
+          <w:rFonts w:ascii="Consolas" w:cs="Consolas" w:eastAsia="Consolas" w:hAnsi="Consolas"/>
+          <w:color w:val="3A5560"/>
+          <w:sz w:val="16"/>
+          <w:szCs w:val="16"/>
+        </w:rPr>
+        <w:t xml:space="preserve">docker-compose.yml                container names, POSTGRES_USER,</w:t>
+      </w:r>
+    </w:p>
+    <w:p>
+      <w:pPr>
+        <w:pBdr>
+          <w:left w:val="single" w:color="1F7A8C" w:sz="12" w:space="8"/>
+        </w:pBdr>
+        <w:shd w:fill="F4F7F8" w:val="clear"/>
+        <w:spacing w:after="0" w:before="0" w:line="240"/>
+        <w:ind w:left="200" w:right="200"/>
+      </w:pPr>
+      <w:r>
+        <w:rPr>
+          <w:rFonts w:ascii="Consolas" w:cs="Consolas" w:eastAsia="Consolas" w:hAnsi="Consolas"/>
+          <w:color w:val="3A5560"/>
+          <w:sz w:val="16"/>
+          <w:szCs w:val="16"/>
+        </w:rPr>
+        <w:t xml:space="preserve">                                  POSTGRES_DB, DATABASE_URL, dev password</w:t>
+      </w:r>
+    </w:p>
+    <w:p>
+      <w:pPr>
+        <w:pBdr>
+          <w:left w:val="single" w:color="1F7A8C" w:sz="12" w:space="8"/>
+        </w:pBdr>
+        <w:shd w:fill="F4F7F8" w:val="clear"/>
+        <w:spacing w:after="0" w:before="0" w:line="240"/>
+        <w:ind w:left="200" w:right="200"/>
+      </w:pPr>
+      <w:r>
+        <w:rPr>
+          <w:rFonts w:ascii="Consolas" w:cs="Consolas" w:eastAsia="Consolas" w:hAnsi="Consolas"/>
+          <w:color w:val="3A5560"/>
+          <w:sz w:val="16"/>
+          <w:szCs w:val="16"/>
+        </w:rPr>
+        <w:t xml:space="preserve">docs                              TECH_SPEC, TEST_STRATEGY, BUILD_PLAN,</w:t>
+      </w:r>
+    </w:p>
+    <w:p>
+      <w:pPr>
+        <w:pBdr>
+          <w:left w:val="single" w:color="1F7A8C" w:sz="12" w:space="8"/>
+        </w:pBdr>
+        <w:shd w:fill="F4F7F8" w:val="clear"/>
+        <w:spacing w:after="0" w:before="0" w:line="240"/>
+        <w:ind w:left="200" w:right="200"/>
+      </w:pPr>
+      <w:r>
+        <w:rPr>
+          <w:rFonts w:ascii="Consolas" w:cs="Consolas" w:eastAsia="Consolas" w:hAnsi="Consolas"/>
+          <w:color w:val="3A5560"/>
+          <w:sz w:val="16"/>
+          <w:szCs w:val="16"/>
+        </w:rPr>
+        <w:t xml:space="preserve">                                  COMMANDS, WINDOWS_SETUP, PROJECT_MAP,</w:t>
+      </w:r>
+    </w:p>
+    <w:p>
+      <w:pPr>
+        <w:pBdr>
+          <w:left w:val="single" w:color="1F7A8C" w:sz="12" w:space="8"/>
+        </w:pBdr>
+        <w:shd w:fill="F4F7F8" w:val="clear"/>
+        <w:spacing w:after="140" w:before="0" w:line="240"/>
+        <w:ind w:left="200" w:right="200"/>
+      </w:pPr>
+      <w:r>
+        <w:rPr>
+          <w:rFonts w:ascii="Consolas" w:cs="Consolas" w:eastAsia="Consolas" w:hAnsi="Consolas"/>
+          <w:color w:val="3A5560"/>
+          <w:sz w:val="16"/>
+          <w:szCs w:val="16"/>
+        </w:rPr>
+        <w:t xml:space="preserve">                                  BRANCH_PROTECTION, .gitleaks.toml</w:t>
+      </w:r>
+    </w:p>
+    <w:p>
+      <w:pPr>
+        <w:spacing w:after="120" w:before="60" w:line="300"/>
+      </w:pPr>
+      <w:r>
+        <w:rPr>
+          <w:b/>
+          <w:bCs/>
+          <w:color w:val="13272F"/>
+          <w:sz w:val="20"/>
+          <w:szCs w:val="20"/>
+        </w:rPr>
+        <w:t xml:space="preserve">Two things that needed a human, not a regex:</w:t>
+      </w:r>
+    </w:p>
+    <w:p>
+      <w:pPr>
+        <w:spacing w:after="120" w:before="60" w:line="300"/>
+      </w:pPr>
+      <w:r>
+        <w:rPr>
+          <w:rFonts w:ascii="Consolas" w:cs="Consolas" w:eastAsia="Consolas" w:hAnsi="Consolas"/>
+          <w:color w:val="B3651F"/>
+          <w:sz w:val="18"/>
+          <w:szCs w:val="18"/>
+        </w:rPr>
+        <w:t xml:space="preserve">\bvpsim\b</w:t>
+      </w:r>
+      <w:r>
+        <w:rPr>
+          <w:color w:val="13272F"/>
+          <w:sz w:val="20"/>
+          <w:szCs w:val="20"/>
+        </w:rPr>
+        <w:t xml:space="preserve"> does not match </w:t>
+      </w:r>
+      <w:r>
+        <w:rPr>
+          <w:rFonts w:ascii="Consolas" w:cs="Consolas" w:eastAsia="Consolas" w:hAnsi="Consolas"/>
+          <w:color w:val="B3651F"/>
+          <w:sz w:val="18"/>
+          <w:szCs w:val="18"/>
+        </w:rPr>
+        <w:t xml:space="preserve">vpsim_local_dev_only</w:t>
+      </w:r>
+      <w:r>
+        <w:rPr>
+          <w:color w:val="13272F"/>
+          <w:sz w:val="20"/>
+          <w:szCs w:val="20"/>
+        </w:rPr>
+        <w:t xml:space="preserve">, because </w:t>
+      </w:r>
+      <w:r>
+        <w:rPr>
+          <w:rFonts w:ascii="Consolas" w:cs="Consolas" w:eastAsia="Consolas" w:hAnsi="Consolas"/>
+          <w:color w:val="B3651F"/>
+          <w:sz w:val="18"/>
+          <w:szCs w:val="18"/>
+        </w:rPr>
+        <w:t xml:space="preserve">_</w:t>
+      </w:r>
+      <w:r>
+        <w:rPr>
+          <w:color w:val="13272F"/>
+          <w:sz w:val="20"/>
+          <w:szCs w:val="20"/>
+        </w:rPr>
+        <w:t xml:space="preserve"> is a word</w:t>
+      </w:r>
+    </w:p>
+    <w:p>
+      <w:pPr>
+        <w:spacing w:after="120" w:before="60" w:line="300"/>
+      </w:pPr>
+      <w:r>
+        <w:rPr>
+          <w:color w:val="13272F"/>
+          <w:sz w:val="20"/>
+          <w:szCs w:val="20"/>
+        </w:rPr>
+        <w:t xml:space="preserve">character. The dev database password kept the old name until it was caught by</w:t>
+      </w:r>
+    </w:p>
+    <w:p>
+      <w:pPr>
+        <w:spacing w:after="120" w:before="60" w:line="300"/>
+      </w:pPr>
+      <w:r>
+        <w:rPr>
+          <w:color w:val="13272F"/>
+          <w:sz w:val="20"/>
+          <w:szCs w:val="20"/>
+        </w:rPr>
+        <w:t xml:space="preserve">reading the output rather than trusting the count.</w:t>
+      </w:r>
+    </w:p>
+    <w:p>
+      <w:pPr>
+        <w:spacing w:after="120" w:before="60" w:line="300"/>
+      </w:pPr>
+      <w:r>
+        <w:rPr>
+          <w:color w:val="13272F"/>
+          <w:sz w:val="20"/>
+          <w:szCs w:val="20"/>
+        </w:rPr>
+        <w:t xml:space="preserve">Import ordering changed. </w:t>
+      </w:r>
+      <w:r>
+        <w:rPr>
+          <w:rFonts w:ascii="Consolas" w:cs="Consolas" w:eastAsia="Consolas" w:hAnsi="Consolas"/>
+          <w:color w:val="B3651F"/>
+          <w:sz w:val="18"/>
+          <w:szCs w:val="18"/>
+        </w:rPr>
+        <w:t xml:space="preserve">nidan</w:t>
+      </w:r>
+      <w:r>
+        <w:rPr>
+          <w:color w:val="13272F"/>
+          <w:sz w:val="20"/>
+          <w:szCs w:val="20"/>
+        </w:rPr>
+        <w:t xml:space="preserve"> sorts before </w:t>
+      </w:r>
+      <w:r>
+        <w:rPr>
+          <w:rFonts w:ascii="Consolas" w:cs="Consolas" w:eastAsia="Consolas" w:hAnsi="Consolas"/>
+          <w:color w:val="B3651F"/>
+          <w:sz w:val="18"/>
+          <w:szCs w:val="18"/>
+        </w:rPr>
+        <w:t xml:space="preserve">tests</w:t>
+      </w:r>
+      <w:r>
+        <w:rPr>
+          <w:color w:val="13272F"/>
+          <w:sz w:val="20"/>
+          <w:szCs w:val="20"/>
+        </w:rPr>
+        <w:t xml:space="preserve">, where </w:t>
+      </w:r>
+      <w:r>
+        <w:rPr>
+          <w:rFonts w:ascii="Consolas" w:cs="Consolas" w:eastAsia="Consolas" w:hAnsi="Consolas"/>
+          <w:color w:val="B3651F"/>
+          <w:sz w:val="18"/>
+          <w:szCs w:val="18"/>
+        </w:rPr>
+        <w:t xml:space="preserve">vpsim</w:t>
+      </w:r>
+      <w:r>
+        <w:rPr>
+          <w:color w:val="13272F"/>
+          <w:sz w:val="20"/>
+          <w:szCs w:val="20"/>
+        </w:rPr>
+        <w:t xml:space="preserve"> sorted</w:t>
+      </w:r>
+    </w:p>
+    <w:p>
+      <w:pPr>
+        <w:spacing w:after="120" w:before="60" w:line="300"/>
+      </w:pPr>
+      <w:r>
+        <w:rPr>
+          <w:color w:val="13272F"/>
+          <w:sz w:val="20"/>
+          <w:szCs w:val="20"/>
+        </w:rPr>
+        <w:t xml:space="preserve">after, so </w:t>
+      </w:r>
+      <w:r>
+        <w:rPr>
+          <w:rFonts w:ascii="Consolas" w:cs="Consolas" w:eastAsia="Consolas" w:hAnsi="Consolas"/>
+          <w:color w:val="B3651F"/>
+          <w:sz w:val="18"/>
+          <w:szCs w:val="18"/>
+        </w:rPr>
+        <w:t xml:space="preserve">ruff</w:t>
+      </w:r>
+      <w:r>
+        <w:rPr>
+          <w:color w:val="13272F"/>
+          <w:sz w:val="20"/>
+          <w:szCs w:val="20"/>
+        </w:rPr>
+        <w:t xml:space="preserve"> failed on block ordering until it was re-sorted.</w:t>
+      </w:r>
+    </w:p>
+    <w:p>
+      <w:pPr>
+        <w:pStyle w:val="Heading3"/>
+        <w:spacing w:after="100" w:before="220"/>
+      </w:pPr>
+      <w:r>
+        <w:rPr>
+          <w:rFonts w:ascii="Georgia" w:cs="Georgia" w:eastAsia="Georgia" w:hAnsi="Georgia"/>
+          <w:b/>
+          <w:bCs/>
+          <w:color w:val="13272F"/>
+          <w:sz w:val="22"/>
+          <w:szCs w:val="22"/>
+        </w:rPr>
+        <w:t xml:space="preserve">4.3 · What anyone with a running stack must do</w:t>
+      </w:r>
+    </w:p>
+    <w:p>
+      <w:pPr>
+        <w:pBdr>
+          <w:left w:val="single" w:color="1F7A8C" w:sz="12" w:space="8"/>
+        </w:pBdr>
+        <w:shd w:fill="F4F7F8" w:val="clear"/>
+        <w:spacing w:after="0" w:before="100" w:line="240"/>
+        <w:ind w:left="200" w:right="200"/>
+      </w:pPr>
+      <w:r>
+        <w:rPr>
+          <w:rFonts w:ascii="Consolas" w:cs="Consolas" w:eastAsia="Consolas" w:hAnsi="Consolas"/>
+          <w:color w:val="13272F"/>
+          <w:sz w:val="16"/>
+          <w:szCs w:val="16"/>
+        </w:rPr>
+        <w:t xml:space="preserve">docker</w:t>
+      </w:r>
+      <w:r>
+        <w:rPr>
+          <w:rFonts w:ascii="Consolas" w:cs="Consolas" w:eastAsia="Consolas" w:hAnsi="Consolas"/>
+          <w:color w:val="13272F"/>
+          <w:sz w:val="16"/>
+          <w:szCs w:val="16"/>
+        </w:rPr>
+        <w:t xml:space="preserve"> </w:t>
+      </w:r>
+      <w:r>
+        <w:rPr>
+          <w:rFonts w:ascii="Consolas" w:cs="Consolas" w:eastAsia="Consolas" w:hAnsi="Consolas"/>
+          <w:color w:val="13272F"/>
+          <w:sz w:val="16"/>
+          <w:szCs w:val="16"/>
+        </w:rPr>
+        <w:t xml:space="preserve">compose</w:t>
+      </w:r>
+      <w:r>
+        <w:rPr>
+          <w:rFonts w:ascii="Consolas" w:cs="Consolas" w:eastAsia="Consolas" w:hAnsi="Consolas"/>
+          <w:color w:val="13272F"/>
+          <w:sz w:val="16"/>
+          <w:szCs w:val="16"/>
+        </w:rPr>
+        <w:t xml:space="preserve"> </w:t>
+      </w:r>
+      <w:r>
+        <w:rPr>
+          <w:rFonts w:ascii="Consolas" w:cs="Consolas" w:eastAsia="Consolas" w:hAnsi="Consolas"/>
+          <w:color w:val="13272F"/>
+          <w:sz w:val="16"/>
+          <w:szCs w:val="16"/>
+        </w:rPr>
+        <w:t xml:space="preserve">down</w:t>
+      </w:r>
+      <w:r>
+        <w:rPr>
+          <w:rFonts w:ascii="Consolas" w:cs="Consolas" w:eastAsia="Consolas" w:hAnsi="Consolas"/>
+          <w:color w:val="13272F"/>
+          <w:sz w:val="16"/>
+          <w:szCs w:val="16"/>
+        </w:rPr>
+        <w:t xml:space="preserve"> -</w:t>
+      </w:r>
+      <w:r>
+        <w:rPr>
+          <w:rFonts w:ascii="Consolas" w:cs="Consolas" w:eastAsia="Consolas" w:hAnsi="Consolas"/>
+          <w:color w:val="13272F"/>
+          <w:sz w:val="16"/>
+          <w:szCs w:val="16"/>
+        </w:rPr>
+        <w:t xml:space="preserve">v</w:t>
+      </w:r>
+      <w:r>
+        <w:rPr>
+          <w:rFonts w:ascii="Consolas" w:cs="Consolas" w:eastAsia="Consolas" w:hAnsi="Consolas"/>
+          <w:color w:val="13272F"/>
+          <w:sz w:val="16"/>
+          <w:szCs w:val="16"/>
+        </w:rPr>
+        <w:t xml:space="preserve">          </w:t>
+      </w:r>
+      <w:r>
+        <w:rPr>
+          <w:rFonts w:ascii="Consolas" w:cs="Consolas" w:eastAsia="Consolas" w:hAnsi="Consolas"/>
+          <w:i/>
+          <w:iCs/>
+          <w:color w:val="6A8A94"/>
+          <w:sz w:val="16"/>
+          <w:szCs w:val="16"/>
+        </w:rPr>
+        <w:t xml:space="preserve"># the volume points at a database called vpsim</w:t>
+      </w:r>
+    </w:p>
+    <w:p>
+      <w:pPr>
+        <w:pBdr>
+          <w:left w:val="single" w:color="1F7A8C" w:sz="12" w:space="8"/>
+        </w:pBdr>
+        <w:shd w:fill="F4F7F8" w:val="clear"/>
+        <w:spacing w:after="0" w:before="0" w:line="240"/>
+        <w:ind w:left="200" w:right="200"/>
+      </w:pPr>
+      <w:r>
+        <w:rPr>
+          <w:rFonts w:ascii="Consolas" w:cs="Consolas" w:eastAsia="Consolas" w:hAnsi="Consolas"/>
+          <w:color w:val="13272F"/>
+          <w:sz w:val="16"/>
+          <w:szCs w:val="16"/>
+        </w:rPr>
+        <w:t xml:space="preserve">pip</w:t>
+      </w:r>
+      <w:r>
+        <w:rPr>
+          <w:rFonts w:ascii="Consolas" w:cs="Consolas" w:eastAsia="Consolas" w:hAnsi="Consolas"/>
+          <w:color w:val="13272F"/>
+          <w:sz w:val="16"/>
+          <w:szCs w:val="16"/>
+        </w:rPr>
+        <w:t xml:space="preserve"> </w:t>
+      </w:r>
+      <w:r>
+        <w:rPr>
+          <w:rFonts w:ascii="Consolas" w:cs="Consolas" w:eastAsia="Consolas" w:hAnsi="Consolas"/>
+          <w:color w:val="13272F"/>
+          <w:sz w:val="16"/>
+          <w:szCs w:val="16"/>
+        </w:rPr>
+        <w:t xml:space="preserve">install</w:t>
+      </w:r>
+      <w:r>
+        <w:rPr>
+          <w:rFonts w:ascii="Consolas" w:cs="Consolas" w:eastAsia="Consolas" w:hAnsi="Consolas"/>
+          <w:color w:val="13272F"/>
+          <w:sz w:val="16"/>
+          <w:szCs w:val="16"/>
+        </w:rPr>
+        <w:t xml:space="preserve"> -</w:t>
+      </w:r>
+      <w:r>
+        <w:rPr>
+          <w:rFonts w:ascii="Consolas" w:cs="Consolas" w:eastAsia="Consolas" w:hAnsi="Consolas"/>
+          <w:color w:val="13272F"/>
+          <w:sz w:val="16"/>
+          <w:szCs w:val="16"/>
+        </w:rPr>
+        <w:t xml:space="preserve">e</w:t>
+      </w:r>
+      <w:r>
+        <w:rPr>
+          <w:rFonts w:ascii="Consolas" w:cs="Consolas" w:eastAsia="Consolas" w:hAnsi="Consolas"/>
+          <w:color w:val="13272F"/>
+          <w:sz w:val="16"/>
+          <w:szCs w:val="16"/>
+        </w:rPr>
+        <w:t xml:space="preserve"> </w:t>
+      </w:r>
+      <w:r>
+        <w:rPr>
+          <w:rFonts w:ascii="Consolas" w:cs="Consolas" w:eastAsia="Consolas" w:hAnsi="Consolas"/>
+          <w:color w:val="A31515"/>
+          <w:sz w:val="16"/>
+          <w:szCs w:val="16"/>
+        </w:rPr>
+        <w:t xml:space="preserve">".[dev]"</w:t>
+      </w:r>
+      <w:r>
+        <w:rPr>
+          <w:rFonts w:ascii="Consolas" w:cs="Consolas" w:eastAsia="Consolas" w:hAnsi="Consolas"/>
+          <w:color w:val="13272F"/>
+          <w:sz w:val="16"/>
+          <w:szCs w:val="16"/>
+        </w:rPr>
+        <w:t xml:space="preserve">         </w:t>
+      </w:r>
+      <w:r>
+        <w:rPr>
+          <w:rFonts w:ascii="Consolas" w:cs="Consolas" w:eastAsia="Consolas" w:hAnsi="Consolas"/>
+          <w:i/>
+          <w:iCs/>
+          <w:color w:val="6A8A94"/>
+          <w:sz w:val="16"/>
+          <w:szCs w:val="16"/>
+        </w:rPr>
+        <w:t xml:space="preserve"># the editable install points at the old name</w:t>
+      </w:r>
+    </w:p>
+    <w:p>
+      <w:pPr>
+        <w:pBdr>
+          <w:left w:val="single" w:color="1F7A8C" w:sz="12" w:space="8"/>
+        </w:pBdr>
+        <w:shd w:fill="F4F7F8" w:val="clear"/>
+        <w:spacing w:after="140" w:before="0" w:line="240"/>
+        <w:ind w:left="200" w:right="200"/>
+      </w:pPr>
+      <w:r>
+        <w:rPr>
+          <w:rFonts w:ascii="Consolas" w:cs="Consolas" w:eastAsia="Consolas" w:hAnsi="Consolas"/>
+          <w:color w:val="13272F"/>
+          <w:sz w:val="16"/>
+          <w:szCs w:val="16"/>
+        </w:rPr>
+        <w:t xml:space="preserve">docker</w:t>
+      </w:r>
+      <w:r>
+        <w:rPr>
+          <w:rFonts w:ascii="Consolas" w:cs="Consolas" w:eastAsia="Consolas" w:hAnsi="Consolas"/>
+          <w:color w:val="13272F"/>
+          <w:sz w:val="16"/>
+          <w:szCs w:val="16"/>
+        </w:rPr>
+        <w:t xml:space="preserve"> </w:t>
+      </w:r>
+      <w:r>
+        <w:rPr>
+          <w:rFonts w:ascii="Consolas" w:cs="Consolas" w:eastAsia="Consolas" w:hAnsi="Consolas"/>
+          <w:color w:val="13272F"/>
+          <w:sz w:val="16"/>
+          <w:szCs w:val="16"/>
+        </w:rPr>
+        <w:t xml:space="preserve">compose</w:t>
+      </w:r>
+      <w:r>
+        <w:rPr>
+          <w:rFonts w:ascii="Consolas" w:cs="Consolas" w:eastAsia="Consolas" w:hAnsi="Consolas"/>
+          <w:color w:val="13272F"/>
+          <w:sz w:val="16"/>
+          <w:szCs w:val="16"/>
+        </w:rPr>
+        <w:t xml:space="preserve"> </w:t>
+      </w:r>
+      <w:r>
+        <w:rPr>
+          <w:rFonts w:ascii="Consolas" w:cs="Consolas" w:eastAsia="Consolas" w:hAnsi="Consolas"/>
+          <w:color w:val="13272F"/>
+          <w:sz w:val="16"/>
+          <w:szCs w:val="16"/>
+        </w:rPr>
+        <w:t xml:space="preserve">up</w:t>
+      </w:r>
+      <w:r>
+        <w:rPr>
+          <w:rFonts w:ascii="Consolas" w:cs="Consolas" w:eastAsia="Consolas" w:hAnsi="Consolas"/>
+          <w:color w:val="13272F"/>
+          <w:sz w:val="16"/>
+          <w:szCs w:val="16"/>
+        </w:rPr>
+        <w:t xml:space="preserve"> --</w:t>
+      </w:r>
+      <w:r>
+        <w:rPr>
+          <w:rFonts w:ascii="Consolas" w:cs="Consolas" w:eastAsia="Consolas" w:hAnsi="Consolas"/>
+          <w:color w:val="13272F"/>
+          <w:sz w:val="16"/>
+          <w:szCs w:val="16"/>
+        </w:rPr>
+        <w:t xml:space="preserve">build</w:t>
+      </w:r>
+    </w:p>
+    <w:p>
+      <w:pPr>
+        <w:spacing w:after="120" w:before="60" w:line="300"/>
+      </w:pPr>
+      <w:r>
+        <w:rPr>
+          <w:color w:val="13272F"/>
+          <w:sz w:val="20"/>
+          <w:szCs w:val="20"/>
+        </w:rPr>
+        <w:t xml:space="preserve">The </w:t>
+      </w:r>
+      <w:r>
+        <w:rPr>
+          <w:rFonts w:ascii="Consolas" w:cs="Consolas" w:eastAsia="Consolas" w:hAnsi="Consolas"/>
+          <w:color w:val="B3651F"/>
+          <w:sz w:val="18"/>
+          <w:szCs w:val="18"/>
+        </w:rPr>
+        <w:t xml:space="preserve">-v</w:t>
+      </w:r>
+      <w:r>
+        <w:rPr>
+          <w:color w:val="13272F"/>
+          <w:sz w:val="20"/>
+          <w:szCs w:val="20"/>
+        </w:rPr>
+        <w:t xml:space="preserve"> is required. Without it Postgres keeps the old </w:t>
+      </w:r>
+      <w:r>
+        <w:rPr>
+          <w:rFonts w:ascii="Consolas" w:cs="Consolas" w:eastAsia="Consolas" w:hAnsi="Consolas"/>
+          <w:color w:val="B3651F"/>
+          <w:sz w:val="18"/>
+          <w:szCs w:val="18"/>
+        </w:rPr>
+        <w:t xml:space="preserve">vpsim</w:t>
+      </w:r>
+      <w:r>
+        <w:rPr>
+          <w:color w:val="13272F"/>
+          <w:sz w:val="20"/>
+          <w:szCs w:val="20"/>
+        </w:rPr>
+        <w:t xml:space="preserve"> database and the</w:t>
+      </w:r>
+    </w:p>
+    <w:p>
+      <w:pPr>
+        <w:spacing w:after="120" w:before="60" w:line="300"/>
+      </w:pPr>
+      <w:r>
+        <w:rPr>
+          <w:color w:val="13272F"/>
+          <w:sz w:val="20"/>
+          <w:szCs w:val="20"/>
+        </w:rPr>
+        <w:t xml:space="preserve">app connects to a database that does not exist.</w:t>
       </w:r>
     </w:p>
     <w:p>
